--- a/docs/SESSION_AUDIT_GNI_S37S38.docx
+++ b/docs/SESSION_AUDIT_GNI_S37S38.docx
@@ -216,7 +216,7 @@
               <w:rPr>
                 <w:sz w:val="18"/>
               </w:rPr>
-              <w:t>feat: MAD prompt quality patches — Bull synthesis, Bear quantification, Swan credibility, Ostrich jurisdiction, consultant memory, Arbitrator self-consistency (LR-100)</w:t>
+              <w:t xml:space="preserve">feat: MAD prompt quality patches — Bull synthesis, Bear quantification, Swan credibility, Ostrich jurisdiction, consultant memory, Arbitrator self-consistency (GNI-L-016)</w:t>
             </w:r>
           </w:p>
         </w:tc>
@@ -2619,7 +2619,7 @@
               <w:rPr>
                 <w:sz w:val="18"/>
               </w:rPr>
-              <w:t>LR-100 (applied)</w:t>
+              <w:t xml:space="preserve">GNI-L-016 (applied)</w:t>
             </w:r>
           </w:p>
         </w:tc>
@@ -3180,7 +3180,7 @@
               <w:rPr>
                 <w:sz w:val="18"/>
               </w:rPr>
-              <w:t>🔵 Lens</w:t>
+              <w:t xml:space="preserve">🔵 Partner B</w:t>
             </w:r>
           </w:p>
         </w:tc>
@@ -3224,7 +3224,7 @@
               <w:rPr>
                 <w:sz w:val="18"/>
               </w:rPr>
-              <w:t>🔵 Lens</w:t>
+              <w:t xml:space="preserve">🔵 Partner B</w:t>
             </w:r>
           </w:p>
         </w:tc>
@@ -3252,7 +3252,7 @@
               <w:rPr>
                 <w:sz w:val="18"/>
               </w:rPr>
-              <w:t>Check Lens Actions logs</w:t>
+              <w:t xml:space="preserve">Check Partner B Actions logs</w:t>
             </w:r>
           </w:p>
         </w:tc>
@@ -3268,7 +3268,7 @@
               <w:rPr>
                 <w:sz w:val="18"/>
               </w:rPr>
-              <w:t>🔵 Lens</w:t>
+              <w:t xml:space="preserve">🔵 Partner B</w:t>
             </w:r>
           </w:p>
         </w:tc>
